--- a/resources/Templates/Criminal_Caption_Template.docx
+++ b/resources/Templates/Criminal_Caption_Template.docx
@@ -468,6 +468,10 @@
       </w:r>
     </w:p>
     <w:p>
+      <w:pPr>
+        <w:ind w:left="1440" w:firstLine="720"/>
+        <w:contextualSpacing/>
+      </w:pPr>
       <w:r>
         <w:rPr>
           <w:rFonts w:ascii="Palatino Linotype" w:hAnsi="Palatino Linotype"/>
@@ -475,14 +479,6 @@
           <w:szCs w:val="20"/>
         </w:rPr>
         <w:t>Defendant.</w:t>
-      </w:r>
-      <w:r>
-        <w:rPr>
-          <w:rFonts w:ascii="Palatino Linotype" w:hAnsi="Palatino Linotype"/>
-          <w:sz w:val="20"/>
-          <w:szCs w:val="20"/>
-        </w:rPr>
-        <w:tab/>
       </w:r>
     </w:p>
     <w:sectPr>
